--- a/docs/对标/比赛项目.docx
+++ b/docs/对标/比赛项目.docx
@@ -43,25 +43,7 @@
           <w:b/>
           <w:szCs w:val="21"/>
         </w:rPr>
-        <w:t>人工智能</w:t>
-      </w:r>
-      <w:proofErr w:type="gramStart"/>
-      <w:r>
-        <w:rPr>
-          <w:rFonts w:ascii="Times New Roman" w:eastAsia="楷体_GB2312" w:hAnsi="Times New Roman" w:hint="eastAsia"/>
-          <w:b/>
-          <w:szCs w:val="21"/>
-        </w:rPr>
-        <w:t>通识课教学</w:t>
-      </w:r>
-      <w:proofErr w:type="gramEnd"/>
-      <w:r>
-        <w:rPr>
-          <w:rFonts w:ascii="Times New Roman" w:eastAsia="楷体_GB2312" w:hAnsi="Times New Roman" w:hint="eastAsia"/>
-          <w:b/>
-          <w:szCs w:val="21"/>
-        </w:rPr>
-        <w:t>助手对话智能体</w:t>
+        <w:t>人工智能通识课教学助手对话智能体</w:t>
       </w:r>
     </w:p>
     <w:p>
@@ -157,23 +139,7 @@
           <w:rFonts w:ascii="Times New Roman" w:eastAsia="仿宋_GB2312" w:hAnsi="Times New Roman" w:hint="eastAsia"/>
           <w:szCs w:val="21"/>
         </w:rPr>
-        <w:t>人工智能</w:t>
-      </w:r>
-      <w:proofErr w:type="gramStart"/>
-      <w:r>
-        <w:rPr>
-          <w:rFonts w:ascii="Times New Roman" w:eastAsia="仿宋_GB2312" w:hAnsi="Times New Roman" w:hint="eastAsia"/>
-          <w:szCs w:val="21"/>
-        </w:rPr>
-        <w:t>通识课教学</w:t>
-      </w:r>
-      <w:proofErr w:type="gramEnd"/>
-      <w:r>
-        <w:rPr>
-          <w:rFonts w:ascii="Times New Roman" w:eastAsia="仿宋_GB2312" w:hAnsi="Times New Roman" w:hint="eastAsia"/>
-          <w:szCs w:val="21"/>
-        </w:rPr>
-        <w:t>助手对话智能体</w:t>
+        <w:t>人工智能通识课教学助手对话智能体</w:t>
       </w:r>
     </w:p>
     <w:p>
@@ -298,23 +264,7 @@
           <w:rFonts w:ascii="Times New Roman" w:eastAsia="仿宋_GB2312" w:hAnsi="Times New Roman" w:hint="eastAsia"/>
           <w:szCs w:val="21"/>
         </w:rPr>
-        <w:t>通识教育普惠化。该</w:t>
-      </w:r>
-      <w:proofErr w:type="gramStart"/>
-      <w:r>
-        <w:rPr>
-          <w:rFonts w:ascii="Times New Roman" w:eastAsia="仿宋_GB2312" w:hAnsi="Times New Roman" w:hint="eastAsia"/>
-          <w:szCs w:val="21"/>
-        </w:rPr>
-        <w:t>智能体需具备</w:t>
-      </w:r>
-      <w:proofErr w:type="gramEnd"/>
-      <w:r>
-        <w:rPr>
-          <w:rFonts w:ascii="Times New Roman" w:eastAsia="仿宋_GB2312" w:hAnsi="Times New Roman" w:hint="eastAsia"/>
-          <w:szCs w:val="21"/>
-        </w:rPr>
-        <w:t>根据学生年龄与年级自适应调整知识深度和交互方式的核心能力，支持多模态内容生成与交互，能够以对话、动画、视频、绘本、编程实践等多种形式辅助学生学习编程与人工智能方向的知识，并在学习过程中通过游戏化练习实现知识巩固与即时反馈。</w:t>
+        <w:t>通识教育普惠化。该智能体需具备根据学生年龄与年级自适应调整知识深度和交互方式的核心能力，支持多模态内容生成与交互，能够以对话、动画、视频、绘本、编程实践等多种形式辅助学生学习编程与人工智能方向的知识，并在学习过程中通过游戏化练习实现知识巩固与即时反馈。</w:t>
       </w:r>
     </w:p>
     <w:p>
@@ -369,23 +319,7 @@
           <w:rFonts w:ascii="Times New Roman" w:eastAsia="仿宋_GB2312" w:hAnsi="Times New Roman" w:hint="eastAsia"/>
           <w:szCs w:val="21"/>
         </w:rPr>
-        <w:t>）智能</w:t>
-      </w:r>
-      <w:proofErr w:type="gramStart"/>
-      <w:r>
-        <w:rPr>
-          <w:rFonts w:ascii="Times New Roman" w:eastAsia="仿宋_GB2312" w:hAnsi="Times New Roman" w:hint="eastAsia"/>
-          <w:szCs w:val="21"/>
-        </w:rPr>
-        <w:t>体核心</w:t>
-      </w:r>
-      <w:proofErr w:type="gramEnd"/>
-      <w:r>
-        <w:rPr>
-          <w:rFonts w:ascii="Times New Roman" w:eastAsia="仿宋_GB2312" w:hAnsi="Times New Roman" w:hint="eastAsia"/>
-          <w:szCs w:val="21"/>
-        </w:rPr>
-        <w:t>能力设计</w:t>
+        <w:t>）智能体核心能力设计</w:t>
       </w:r>
     </w:p>
     <w:p>
@@ -444,23 +378,7 @@
           <w:rFonts w:ascii="Times New Roman" w:eastAsia="仿宋_GB2312" w:hAnsi="Times New Roman" w:hint="eastAsia"/>
           <w:szCs w:val="21"/>
         </w:rPr>
-        <w:t>高中）或教材，智能体根据选择自动匹配对应的知识库内容、交互风格和难度梯度。例如：小学低年级以语音对话、</w:t>
-      </w:r>
-      <w:proofErr w:type="gramStart"/>
-      <w:r>
-        <w:rPr>
-          <w:rFonts w:ascii="Times New Roman" w:eastAsia="仿宋_GB2312" w:hAnsi="Times New Roman" w:hint="eastAsia"/>
-          <w:szCs w:val="21"/>
-        </w:rPr>
-        <w:t>绘本故事</w:t>
-      </w:r>
-      <w:proofErr w:type="gramEnd"/>
-      <w:r>
-        <w:rPr>
-          <w:rFonts w:ascii="Times New Roman" w:eastAsia="仿宋_GB2312" w:hAnsi="Times New Roman" w:hint="eastAsia"/>
-          <w:szCs w:val="21"/>
-        </w:rPr>
-        <w:t>、简单游戏为主；高中阶段侧重编程实践、算法讲解、项目式学习。学生可主动提问对话，智能体也能主动发起对话引导学习章节内容。</w:t>
+        <w:t>高中）或教材，智能体根据选择自动匹配对应的知识库内容、交互风格和难度梯度。例如：小学低年级以语音对话、绘本故事、简单游戏为主；高中阶段侧重编程实践、算法讲解、项目式学习。学生可主动提问对话，智能体也能主动发起对话引导学习章节内容。</w:t>
       </w:r>
     </w:p>
     <w:p>
@@ -491,23 +409,7 @@
           <w:rFonts w:ascii="Times New Roman" w:eastAsia="仿宋_GB2312" w:hAnsi="Times New Roman" w:hint="eastAsia"/>
           <w:szCs w:val="21"/>
         </w:rPr>
-        <w:t>）多模态</w:t>
-      </w:r>
-      <w:proofErr w:type="gramStart"/>
-      <w:r>
-        <w:rPr>
-          <w:rFonts w:ascii="Times New Roman" w:eastAsia="仿宋_GB2312" w:hAnsi="Times New Roman" w:hint="eastAsia"/>
-          <w:szCs w:val="21"/>
-        </w:rPr>
-        <w:t>交互与</w:t>
-      </w:r>
-      <w:proofErr w:type="gramEnd"/>
-      <w:r>
-        <w:rPr>
-          <w:rFonts w:ascii="Times New Roman" w:eastAsia="仿宋_GB2312" w:hAnsi="Times New Roman" w:hint="eastAsia"/>
-          <w:szCs w:val="21"/>
-        </w:rPr>
-        <w:t>内容生成</w:t>
+        <w:t>）多模态交互与内容生成</w:t>
       </w:r>
     </w:p>
     <w:p>
@@ -587,23 +489,7 @@
           <w:rFonts w:ascii="Times New Roman" w:eastAsia="仿宋_GB2312" w:hAnsi="Times New Roman" w:hint="eastAsia"/>
           <w:szCs w:val="21"/>
         </w:rPr>
-        <w:t>等，可调用大模型直接生成，也可以后台上</w:t>
-      </w:r>
-      <w:proofErr w:type="gramStart"/>
-      <w:r>
-        <w:rPr>
-          <w:rFonts w:ascii="Times New Roman" w:eastAsia="仿宋_GB2312" w:hAnsi="Times New Roman" w:hint="eastAsia"/>
-          <w:szCs w:val="21"/>
-        </w:rPr>
-        <w:t>传现有</w:t>
-      </w:r>
-      <w:proofErr w:type="gramEnd"/>
-      <w:r>
-        <w:rPr>
-          <w:rFonts w:ascii="Times New Roman" w:eastAsia="仿宋_GB2312" w:hAnsi="Times New Roman" w:hint="eastAsia"/>
-          <w:szCs w:val="21"/>
-        </w:rPr>
-        <w:t>教学资源。</w:t>
+        <w:t>等，可调用大模型直接生成，也可以后台上传现有教学资源。</w:t>
       </w:r>
     </w:p>
     <w:p>
@@ -637,39 +523,7 @@
           <w:rFonts w:ascii="Times New Roman" w:eastAsia="仿宋_GB2312" w:hAnsi="Times New Roman" w:hint="eastAsia"/>
           <w:szCs w:val="21"/>
         </w:rPr>
-        <w:t>④</w:t>
-      </w:r>
-      <w:proofErr w:type="gramStart"/>
-      <w:r>
-        <w:rPr>
-          <w:rFonts w:ascii="Times New Roman" w:eastAsia="仿宋_GB2312" w:hAnsi="Times New Roman" w:hint="eastAsia"/>
-          <w:szCs w:val="21"/>
-        </w:rPr>
-        <w:t>绘本生成</w:t>
-      </w:r>
-      <w:proofErr w:type="gramEnd"/>
-      <w:r>
-        <w:rPr>
-          <w:rFonts w:ascii="Times New Roman" w:eastAsia="仿宋_GB2312" w:hAnsi="Times New Roman" w:hint="eastAsia"/>
-          <w:szCs w:val="21"/>
-        </w:rPr>
-        <w:t>：</w:t>
-      </w:r>
-      <w:proofErr w:type="gramStart"/>
-      <w:r>
-        <w:rPr>
-          <w:rFonts w:ascii="Times New Roman" w:eastAsia="仿宋_GB2312" w:hAnsi="Times New Roman" w:hint="eastAsia"/>
-          <w:szCs w:val="21"/>
-        </w:rPr>
-        <w:t>面向低</w:t>
-      </w:r>
-      <w:proofErr w:type="gramEnd"/>
-      <w:r>
-        <w:rPr>
-          <w:rFonts w:ascii="Times New Roman" w:eastAsia="仿宋_GB2312" w:hAnsi="Times New Roman" w:hint="eastAsia"/>
-          <w:szCs w:val="21"/>
-        </w:rPr>
-        <w:t>龄学生，将知识点编排为图文并茂的互动绘本；</w:t>
+        <w:t>④绘本生成：面向低龄学生，将知识点编排为图文并茂的互动绘本；</w:t>
       </w:r>
     </w:p>
     <w:p>
@@ -909,23 +763,7 @@
           <w:rFonts w:ascii="Times New Roman" w:eastAsia="仿宋_GB2312" w:hAnsi="Times New Roman" w:hint="eastAsia"/>
           <w:szCs w:val="21"/>
         </w:rPr>
-        <w:t>智能</w:t>
-      </w:r>
-      <w:proofErr w:type="gramStart"/>
-      <w:r>
-        <w:rPr>
-          <w:rFonts w:ascii="Times New Roman" w:eastAsia="仿宋_GB2312" w:hAnsi="Times New Roman" w:hint="eastAsia"/>
-          <w:szCs w:val="21"/>
-        </w:rPr>
-        <w:t>体设计</w:t>
-      </w:r>
-      <w:proofErr w:type="gramEnd"/>
-      <w:r>
-        <w:rPr>
-          <w:rFonts w:ascii="Times New Roman" w:eastAsia="仿宋_GB2312" w:hAnsi="Times New Roman" w:hint="eastAsia"/>
-          <w:szCs w:val="21"/>
-        </w:rPr>
-        <w:t>合理性（</w:t>
+        <w:t>智能体设计合理性（</w:t>
       </w:r>
       <w:r>
         <w:rPr>
@@ -1067,39 +905,7 @@
           <w:szCs w:val="21"/>
         </w:rPr>
         <w:lastRenderedPageBreak/>
-        <w:t>考察系统对</w:t>
-      </w:r>
-      <w:proofErr w:type="gramStart"/>
-      <w:r>
-        <w:rPr>
-          <w:rFonts w:ascii="Times New Roman" w:eastAsia="仿宋_GB2312" w:hAnsi="Times New Roman" w:hint="eastAsia"/>
-          <w:szCs w:val="21"/>
-        </w:rPr>
-        <w:t>不</w:t>
-      </w:r>
-      <w:proofErr w:type="gramEnd"/>
-      <w:r>
-        <w:rPr>
-          <w:rFonts w:ascii="Times New Roman" w:eastAsia="仿宋_GB2312" w:hAnsi="Times New Roman" w:hint="eastAsia"/>
-          <w:szCs w:val="21"/>
-        </w:rPr>
-        <w:t>同学</w:t>
-      </w:r>
-      <w:proofErr w:type="gramStart"/>
-      <w:r>
-        <w:rPr>
-          <w:rFonts w:ascii="Times New Roman" w:eastAsia="仿宋_GB2312" w:hAnsi="Times New Roman" w:hint="eastAsia"/>
-          <w:szCs w:val="21"/>
-        </w:rPr>
-        <w:t>段学生</w:t>
-      </w:r>
-      <w:proofErr w:type="gramEnd"/>
-      <w:r>
-        <w:rPr>
-          <w:rFonts w:ascii="Times New Roman" w:eastAsia="仿宋_GB2312" w:hAnsi="Times New Roman" w:hint="eastAsia"/>
-          <w:szCs w:val="21"/>
-        </w:rPr>
-        <w:t>的适配程度、知识内容的科学性与准确性、学习路径的个性化程度。</w:t>
+        <w:t>考察系统对不同学段学生的适配程度、知识内容的科学性与准确性、学习路径的个性化程度。</w:t>
       </w:r>
     </w:p>
     <w:p>
@@ -1267,23 +1073,7 @@
           <w:rFonts w:ascii="Times New Roman" w:eastAsia="仿宋_GB2312" w:hAnsi="Times New Roman" w:hint="eastAsia"/>
           <w:szCs w:val="21"/>
         </w:rPr>
-        <w:t>本赛题答疑钉钉</w:t>
-      </w:r>
-      <w:proofErr w:type="gramStart"/>
-      <w:r>
-        <w:rPr>
-          <w:rFonts w:ascii="Times New Roman" w:eastAsia="仿宋_GB2312" w:hAnsi="Times New Roman" w:hint="eastAsia"/>
-          <w:szCs w:val="21"/>
-        </w:rPr>
-        <w:t>群二维码</w:t>
-      </w:r>
-      <w:proofErr w:type="gramEnd"/>
-      <w:r>
-        <w:rPr>
-          <w:rFonts w:ascii="Times New Roman" w:eastAsia="仿宋_GB2312" w:hAnsi="Times New Roman" w:hint="eastAsia"/>
-          <w:szCs w:val="21"/>
-        </w:rPr>
-        <w:t>如下：</w:t>
+        <w:t>本赛题答疑钉钉群二维码如下：</w:t>
       </w:r>
     </w:p>
     <w:p>
@@ -1295,51 +1085,6 @@
           <w:szCs w:val="21"/>
         </w:rPr>
       </w:pPr>
-      <w:r>
-        <w:rPr>
-          <w:rFonts w:ascii="Times New Roman" w:eastAsia="仿宋_GB2312" w:hAnsi="Times New Roman" w:hint="eastAsia"/>
-          <w:noProof/>
-          <w:szCs w:val="21"/>
-        </w:rPr>
-        <w:drawing>
-          <wp:inline distT="0" distB="0" distL="114300" distR="114300" wp14:anchorId="505E53CA" wp14:editId="4DC15E80">
-            <wp:extent cx="2400300" cy="2300605"/>
-            <wp:effectExtent l="0" t="0" r="0" b="4445"/>
-            <wp:docPr id="9" name="图片 9"/>
-            <wp:cNvGraphicFramePr>
-              <a:graphicFrameLocks xmlns:a="http://schemas.openxmlformats.org/drawingml/2006/main" noChangeAspect="1"/>
-            </wp:cNvGraphicFramePr>
-            <a:graphic xmlns:a="http://schemas.openxmlformats.org/drawingml/2006/main">
-              <a:graphicData uri="http://schemas.openxmlformats.org/drawingml/2006/picture">
-                <pic:pic xmlns:pic="http://schemas.openxmlformats.org/drawingml/2006/picture">
-                  <pic:nvPicPr>
-                    <pic:cNvPr id="9" name="图片 9"/>
-                    <pic:cNvPicPr>
-                      <a:picLocks noChangeAspect="1"/>
-                    </pic:cNvPicPr>
-                  </pic:nvPicPr>
-                  <pic:blipFill>
-                    <a:blip r:embed="rId4"/>
-                    <a:srcRect l="15836" t="30203" r="16735" b="3888"/>
-                    <a:stretch>
-                      <a:fillRect/>
-                    </a:stretch>
-                  </pic:blipFill>
-                  <pic:spPr>
-                    <a:xfrm>
-                      <a:off x="0" y="0"/>
-                      <a:ext cx="2409395" cy="2309500"/>
-                    </a:xfrm>
-                    <a:prstGeom prst="rect">
-                      <a:avLst/>
-                    </a:prstGeom>
-                  </pic:spPr>
-                </pic:pic>
-              </a:graphicData>
-            </a:graphic>
-          </wp:inline>
-        </w:drawing>
-      </w:r>
     </w:p>
     <w:p>
       <w:pPr>
